--- a/intake-forms/method-form.docx
+++ b/intake-forms/method-form.docx
@@ -1141,6 +1141,102 @@
         <w:pStyle w:val="Heading2"/>
       </w:pPr>
       <w:r>
+        <w:t xml:space="preserve">Weight</w:t>
+      </w:r>
+    </w:p>
+    <w:p>
+      <w:pPr>
+        <w:pStyle w:val="Guidance"/>
+        <w:spacing w:after="80"/>
+      </w:pPr>
+      <w:r>
+        <w:rPr>
+          <w:i/>
+          <w:color w:val="5E6874"/>
+          <w:sz w:val="18"/>
+        </w:rPr>
+        <w:t xml:space="preserve">Sort order in the listing page. Higher numbers appear first. Leave empty unless you want this page pinned near the top.</w:t>
+      </w:r>
+    </w:p>
+    <w:p>
+      <w:pPr>
+        <w:pStyle w:val="Guidance"/>
+        <w:spacing w:after="80"/>
+      </w:pPr>
+      <w:r>
+        <w:rPr>
+          <w:i/>
+          <w:color w:val="0F6F7D"/>
+          <w:sz w:val="18"/>
+        </w:rPr>
+        <w:t xml:space="preserve">Example: 70</w:t>
+      </w:r>
+    </w:p>
+    <w:p>
+      <w:pPr>
+        <w:pStyle w:val="Answer"/>
+        <w:spacing w:after="280"/>
+      </w:pPr>
+      <w:r>
+        <w:rPr>
+          <w:color w:val="999999"/>
+        </w:rPr>
+        <w:t>Type your answer here</w:t>
+      </w:r>
+    </w:p>
+    <w:p>
+      <w:pPr>
+        <w:pStyle w:val="Heading2"/>
+      </w:pPr>
+      <w:r>
+        <w:t xml:space="preserve">Last updated</w:t>
+      </w:r>
+    </w:p>
+    <w:p>
+      <w:pPr>
+        <w:pStyle w:val="Guidance"/>
+        <w:spacing w:after="80"/>
+      </w:pPr>
+      <w:r>
+        <w:rPr>
+          <w:i/>
+          <w:color w:val="5E6874"/>
+          <w:sz w:val="18"/>
+        </w:rPr>
+        <w:t xml:space="preserve">The date this information was last checked, as YYYY-MM-DD. Leave empty if you are not sure.</w:t>
+      </w:r>
+    </w:p>
+    <w:p>
+      <w:pPr>
+        <w:pStyle w:val="Guidance"/>
+        <w:spacing w:after="80"/>
+      </w:pPr>
+      <w:r>
+        <w:rPr>
+          <w:i/>
+          <w:color w:val="0F6F7D"/>
+          <w:sz w:val="18"/>
+        </w:rPr>
+        <w:t xml:space="preserve">Example: 2026-08-13</w:t>
+      </w:r>
+    </w:p>
+    <w:p>
+      <w:pPr>
+        <w:pStyle w:val="Answer"/>
+        <w:spacing w:after="280"/>
+      </w:pPr>
+      <w:r>
+        <w:rPr>
+          <w:color w:val="999999"/>
+        </w:rPr>
+        <w:t>Type your answer here</w:t>
+      </w:r>
+    </w:p>
+    <w:p>
+      <w:pPr>
+        <w:pStyle w:val="Heading2"/>
+      </w:pPr>
+      <w:r>
         <w:t>Links</w:t>
       </w:r>
     </w:p>
